--- a/zht/docx/006.content.docx
+++ b/zht/docx/006.content.docx
@@ -313,293 +313,281 @@
           <w:lang w:val="zh_TW" w:bidi="zh_TW"/>
         </w:rPr>
       </w:r>
+      <w:r>
+        <w:rPr>
+          <w:lang w:val="zh_TW" w:bidi="zh_TW"/>
+        </w:rPr>
+        <w:t>EZK 27:19</w:t>
+      </w:r>
+    </w:p>
+    <w:p>
+      <w:pPr/>
+      <w:r>
+        <w:rPr>
+          <w:lang w:val="zh_TW" w:bidi="zh_TW"/>
+        </w:rPr>
+      </w:r>
+      <w:r>
+        <w:rPr>
+          <w:lang w:val="zh_TW" w:bidi="zh_TW"/>
+        </w:rPr>
+        <w:t>Reinier de Blois</w:t>
+      </w:r>
+      <w:r>
+        <w:rPr>
+          <w:lang w:val="zh_TW" w:bidi="zh_TW"/>
+        </w:rPr>
+      </w:r>
+      <w:r>
+        <w:rPr>
+          <w:lang w:val="zh_TW" w:bidi="zh_TW"/>
+        </w:rPr>
+      </w:r>
+    </w:p>
+    <w:p>
+      <w:pPr/>
+      <w:r>
+        <w:rPr>
+          <w:lang w:val="zh_TW" w:bidi="zh_TW"/>
+        </w:rPr>
+      </w:r>
+    </w:p>
+    <w:p>
+      <w:pPr>
+        <w:pStyle w:val="Heading2"/>
+      </w:pPr>
+      <w:r>
+        <w:rPr>
+          <w:lang w:val="zh_TW" w:bidi="zh_TW"/>
+        </w:rPr>
+        <w:t>וָהֵב</w:t>
+      </w:r>
+      <w:r>
+        <w:rPr>
+          <w:lang w:val="zh_TW" w:bidi="zh_TW"/>
+        </w:rPr>
+      </w:r>
+    </w:p>
+    <w:p>
+      <w:pPr>
+        <w:pStyle w:val="Heading1"/>
+      </w:pPr>
+      <w:r>
+        <w:rPr>
+          <w:lang w:val="zh_TW" w:bidi="zh_TW"/>
+        </w:rPr>
+        <w:t>וָהֵב</w:t>
+      </w:r>
+    </w:p>
+    <w:p>
+      <w:pPr/>
+      <w:r>
+        <w:rPr>
+          <w:lang w:val="zh_TW" w:bidi="zh_TW"/>
+        </w:rPr>
+      </w:r>
+      <w:r>
+        <w:rPr>
+          <w:lang w:val="zh_TW" w:bidi="zh_TW"/>
+        </w:rPr>
+        <w:t>וָהֵב</w:t>
+      </w:r>
+      <w:r>
+        <w:rPr>
+          <w:lang w:val="zh_TW" w:bidi="zh_TW"/>
+        </w:rPr>
+        <w:t xml:space="preserve"> (</w:t>
+      </w:r>
+      <w:r>
+        <w:rPr>
+          <w:lang w:val="zh_TW" w:bidi="zh_TW"/>
+        </w:rPr>
+        <w:t>H2052</w:t>
+      </w:r>
+      <w:r>
+        <w:rPr>
+          <w:lang w:val="zh_TW" w:bidi="zh_TW"/>
+        </w:rPr>
+        <w:t>)</w:t>
+      </w:r>
+    </w:p>
+    <w:p>
+      <w:pPr/>
+      <w:r>
+        <w:rPr>
+          <w:lang w:val="zh_TW" w:bidi="zh_TW"/>
+        </w:rPr>
+      </w:r>
+      <w:r>
+        <w:rPr>
+          <w:lang w:val="zh_TW" w:bidi="zh_TW"/>
+        </w:rPr>
+        <w:t>name</w:t>
+      </w:r>
+    </w:p>
+    <w:p>
+      <w:pPr/>
+      <w:r>
+        <w:rPr>
+          <w:lang w:val="zh_TW" w:bidi="zh_TW"/>
+        </w:rPr>
+      </w:r>
+    </w:p>
+    <w:p>
+      <w:pPr/>
+      <w:r>
+        <w:rPr>
+          <w:lang w:val="zh_TW" w:bidi="zh_TW"/>
+        </w:rPr>
+      </w:r>
+      <w:r>
+        <w:rPr>
+          <w:lang w:val="zh_TW" w:bidi="zh_TW"/>
+        </w:rPr>
+        <w:t>哇哈伯，《思》瓦赫布</w:t>
+      </w:r>
+      <w:r>
+        <w:rPr>
+          <w:lang w:val="zh_TW" w:bidi="zh_TW"/>
+        </w:rPr>
+        <w:t xml:space="preserve"> </w:t>
+      </w:r>
+      <w:r>
+        <w:rPr>
+          <w:lang w:val="zh_TW" w:bidi="zh_TW"/>
+        </w:rPr>
+        <w:t>＝未能識別的位置，◄很可能在</w:t>
+      </w:r>
+      <w:r>
+        <w:rPr>
+          <w:lang w:val="zh_TW" w:bidi="zh_TW"/>
+        </w:rPr>
+        <w:t>摩押</w:t>
+      </w:r>
+      <w:r>
+        <w:rPr>
+          <w:lang w:val="zh_TW" w:bidi="zh_TW"/>
+        </w:rPr>
+        <w:t>境內，靠近</w:t>
+      </w:r>
+      <w:r>
+        <w:rPr>
+          <w:lang w:val="zh_TW" w:bidi="zh_TW"/>
+        </w:rPr>
+        <w:t>亞嫩</w:t>
+      </w:r>
+      <w:r>
+        <w:rPr>
+          <w:lang w:val="zh_TW" w:bidi="zh_TW"/>
+        </w:rPr>
+        <w:t>河（ABD）</w:t>
+      </w:r>
+    </w:p>
+    <w:p>
+      <w:pPr/>
+      <w:r>
+        <w:rPr>
+          <w:lang w:val="zh_TW" w:bidi="zh_TW"/>
+        </w:rPr>
+      </w:r>
+      <w:r>
+        <w:rPr>
+          <w:lang w:val="zh_TW" w:bidi="zh_TW"/>
+        </w:rPr>
+        <w:t>NUM 21:14</w:t>
+      </w:r>
+    </w:p>
+    <w:p>
+      <w:pPr/>
+      <w:r>
+        <w:rPr>
+          <w:lang w:val="zh_TW" w:bidi="zh_TW"/>
+        </w:rPr>
+      </w:r>
+      <w:r>
+        <w:rPr>
+          <w:lang w:val="zh_TW" w:bidi="zh_TW"/>
+        </w:rPr>
+        <w:t>Reinier de Blois</w:t>
+      </w:r>
+      <w:r>
+        <w:rPr>
+          <w:lang w:val="zh_TW" w:bidi="zh_TW"/>
+        </w:rPr>
+      </w:r>
+      <w:r>
+        <w:rPr>
+          <w:lang w:val="zh_TW" w:bidi="zh_TW"/>
+        </w:rPr>
+      </w:r>
+    </w:p>
+    <w:p>
+      <w:pPr/>
+      <w:r>
+        <w:rPr>
+          <w:lang w:val="zh_TW" w:bidi="zh_TW"/>
+        </w:rPr>
+      </w:r>
+    </w:p>
+    <w:p>
+      <w:pPr>
+        <w:pStyle w:val="Heading2"/>
+      </w:pPr>
+      <w:r>
+        <w:rPr>
+          <w:lang w:val="zh_TW" w:bidi="zh_TW"/>
+        </w:rPr>
+        <w:t>וָו</w:t>
+      </w:r>
+      <w:r>
+        <w:rPr>
+          <w:lang w:val="zh_TW" w:bidi="zh_TW"/>
+        </w:rPr>
+      </w:r>
+    </w:p>
+    <w:p>
+      <w:pPr>
+        <w:pStyle w:val="Heading1"/>
+      </w:pPr>
+      <w:r>
+        <w:rPr>
+          <w:lang w:val="zh_TW" w:bidi="zh_TW"/>
+        </w:rPr>
+        <w:t>וָו</w:t>
+      </w:r>
+    </w:p>
+    <w:p>
+      <w:pPr/>
+      <w:r>
+        <w:rPr>
+          <w:lang w:val="zh_TW" w:bidi="zh_TW"/>
+        </w:rPr>
+      </w:r>
+      <w:r>
+        <w:rPr>
+          <w:lang w:val="zh_TW" w:bidi="zh_TW"/>
+        </w:rPr>
+        <w:t>וָו</w:t>
+      </w:r>
+      <w:r>
+        <w:rPr>
+          <w:lang w:val="zh_TW" w:bidi="zh_TW"/>
+        </w:rPr>
+        <w:t xml:space="preserve"> (</w:t>
+      </w:r>
+      <w:r>
+        <w:rPr>
+          <w:lang w:val="zh_TW" w:bidi="zh_TW"/>
+        </w:rPr>
+        <w:t>H2053</w:t>
+      </w:r>
+      <w:r>
+        <w:rPr>
+          <w:lang w:val="zh_TW" w:bidi="zh_TW"/>
+        </w:rPr>
+        <w:t xml:space="preserve">) </w:t>
+      </w:r>
       <w:hyperlink r:id="rId15">
-        <w:r>
-          <w:rPr>
-            <w:lang w:val="zh_TW" w:bidi="zh_TW"/>
-          </w:rPr>
-          <w:rPr>
-            <w:color w:val="0000EE"/>
-            <w:u w:val="single"/>
-          </w:rPr>
-          <w:t>EZK 27:19</w:t>
-        </w:r>
-      </w:hyperlink>
-    </w:p>
-    <w:p>
-      <w:pPr/>
-      <w:r>
-        <w:rPr>
-          <w:lang w:val="zh_TW" w:bidi="zh_TW"/>
-        </w:rPr>
-      </w:r>
-      <w:r>
-        <w:rPr>
-          <w:lang w:val="zh_TW" w:bidi="zh_TW"/>
-        </w:rPr>
-        <w:t>Reinier de Blois</w:t>
-      </w:r>
-      <w:r>
-        <w:rPr>
-          <w:lang w:val="zh_TW" w:bidi="zh_TW"/>
-        </w:rPr>
-      </w:r>
-      <w:r>
-        <w:rPr>
-          <w:lang w:val="zh_TW" w:bidi="zh_TW"/>
-        </w:rPr>
-      </w:r>
-    </w:p>
-    <w:p>
-      <w:pPr/>
-      <w:r>
-        <w:rPr>
-          <w:lang w:val="zh_TW" w:bidi="zh_TW"/>
-        </w:rPr>
-      </w:r>
-    </w:p>
-    <w:p>
-      <w:pPr>
-        <w:pStyle w:val="Heading2"/>
-      </w:pPr>
-      <w:r>
-        <w:rPr>
-          <w:lang w:val="zh_TW" w:bidi="zh_TW"/>
-        </w:rPr>
-        <w:t>וָהֵב</w:t>
-      </w:r>
-      <w:r>
-        <w:rPr>
-          <w:lang w:val="zh_TW" w:bidi="zh_TW"/>
-        </w:rPr>
-      </w:r>
-    </w:p>
-    <w:p>
-      <w:pPr>
-        <w:pStyle w:val="Heading1"/>
-      </w:pPr>
-      <w:r>
-        <w:rPr>
-          <w:lang w:val="zh_TW" w:bidi="zh_TW"/>
-        </w:rPr>
-        <w:t>וָהֵב</w:t>
-      </w:r>
-    </w:p>
-    <w:p>
-      <w:pPr/>
-      <w:r>
-        <w:rPr>
-          <w:lang w:val="zh_TW" w:bidi="zh_TW"/>
-        </w:rPr>
-      </w:r>
-      <w:r>
-        <w:rPr>
-          <w:lang w:val="zh_TW" w:bidi="zh_TW"/>
-        </w:rPr>
-        <w:t>וָהֵב</w:t>
-      </w:r>
-      <w:r>
-        <w:rPr>
-          <w:lang w:val="zh_TW" w:bidi="zh_TW"/>
-        </w:rPr>
-        <w:t xml:space="preserve"> (</w:t>
-      </w:r>
-      <w:r>
-        <w:rPr>
-          <w:lang w:val="zh_TW" w:bidi="zh_TW"/>
-        </w:rPr>
-        <w:t>H2052</w:t>
-      </w:r>
-      <w:r>
-        <w:rPr>
-          <w:lang w:val="zh_TW" w:bidi="zh_TW"/>
-        </w:rPr>
-        <w:t>)</w:t>
-      </w:r>
-    </w:p>
-    <w:p>
-      <w:pPr/>
-      <w:r>
-        <w:rPr>
-          <w:lang w:val="zh_TW" w:bidi="zh_TW"/>
-        </w:rPr>
-      </w:r>
-      <w:r>
-        <w:rPr>
-          <w:lang w:val="zh_TW" w:bidi="zh_TW"/>
-        </w:rPr>
-        <w:t>name</w:t>
-      </w:r>
-    </w:p>
-    <w:p>
-      <w:pPr/>
-      <w:r>
-        <w:rPr>
-          <w:lang w:val="zh_TW" w:bidi="zh_TW"/>
-        </w:rPr>
-      </w:r>
-    </w:p>
-    <w:p>
-      <w:pPr/>
-      <w:r>
-        <w:rPr>
-          <w:lang w:val="zh_TW" w:bidi="zh_TW"/>
-        </w:rPr>
-      </w:r>
-      <w:r>
-        <w:rPr>
-          <w:lang w:val="zh_TW" w:bidi="zh_TW"/>
-        </w:rPr>
-        <w:t>哇哈伯，《思》瓦赫布</w:t>
-      </w:r>
-      <w:r>
-        <w:rPr>
-          <w:lang w:val="zh_TW" w:bidi="zh_TW"/>
-        </w:rPr>
-        <w:t xml:space="preserve"> </w:t>
-      </w:r>
-      <w:r>
-        <w:rPr>
-          <w:lang w:val="zh_TW" w:bidi="zh_TW"/>
-        </w:rPr>
-        <w:t>＝未能識別的位置，◄很可能在</w:t>
-      </w:r>
-      <w:r>
-        <w:rPr>
-          <w:lang w:val="zh_TW" w:bidi="zh_TW"/>
-        </w:rPr>
-        <w:t>摩押</w:t>
-      </w:r>
-      <w:r>
-        <w:rPr>
-          <w:lang w:val="zh_TW" w:bidi="zh_TW"/>
-        </w:rPr>
-        <w:t>境內，靠近</w:t>
-      </w:r>
-      <w:r>
-        <w:rPr>
-          <w:lang w:val="zh_TW" w:bidi="zh_TW"/>
-        </w:rPr>
-        <w:t>亞嫩</w:t>
-      </w:r>
-      <w:r>
-        <w:rPr>
-          <w:lang w:val="zh_TW" w:bidi="zh_TW"/>
-        </w:rPr>
-        <w:t>河（ABD）</w:t>
-      </w:r>
-    </w:p>
-    <w:p>
-      <w:pPr/>
-      <w:r>
-        <w:rPr>
-          <w:lang w:val="zh_TW" w:bidi="zh_TW"/>
-        </w:rPr>
-      </w:r>
-      <w:hyperlink r:id="rId16">
-        <w:r>
-          <w:rPr>
-            <w:lang w:val="zh_TW" w:bidi="zh_TW"/>
-          </w:rPr>
-          <w:rPr>
-            <w:color w:val="0000EE"/>
-            <w:u w:val="single"/>
-          </w:rPr>
-          <w:t>NUM 21:14</w:t>
-        </w:r>
-      </w:hyperlink>
-    </w:p>
-    <w:p>
-      <w:pPr/>
-      <w:r>
-        <w:rPr>
-          <w:lang w:val="zh_TW" w:bidi="zh_TW"/>
-        </w:rPr>
-      </w:r>
-      <w:r>
-        <w:rPr>
-          <w:lang w:val="zh_TW" w:bidi="zh_TW"/>
-        </w:rPr>
-        <w:t>Reinier de Blois</w:t>
-      </w:r>
-      <w:r>
-        <w:rPr>
-          <w:lang w:val="zh_TW" w:bidi="zh_TW"/>
-        </w:rPr>
-      </w:r>
-      <w:r>
-        <w:rPr>
-          <w:lang w:val="zh_TW" w:bidi="zh_TW"/>
-        </w:rPr>
-      </w:r>
-    </w:p>
-    <w:p>
-      <w:pPr/>
-      <w:r>
-        <w:rPr>
-          <w:lang w:val="zh_TW" w:bidi="zh_TW"/>
-        </w:rPr>
-      </w:r>
-    </w:p>
-    <w:p>
-      <w:pPr>
-        <w:pStyle w:val="Heading2"/>
-      </w:pPr>
-      <w:r>
-        <w:rPr>
-          <w:lang w:val="zh_TW" w:bidi="zh_TW"/>
-        </w:rPr>
-        <w:t>וָו</w:t>
-      </w:r>
-      <w:r>
-        <w:rPr>
-          <w:lang w:val="zh_TW" w:bidi="zh_TW"/>
-        </w:rPr>
-      </w:r>
-    </w:p>
-    <w:p>
-      <w:pPr>
-        <w:pStyle w:val="Heading1"/>
-      </w:pPr>
-      <w:r>
-        <w:rPr>
-          <w:lang w:val="zh_TW" w:bidi="zh_TW"/>
-        </w:rPr>
-        <w:t>וָו</w:t>
-      </w:r>
-    </w:p>
-    <w:p>
-      <w:pPr/>
-      <w:r>
-        <w:rPr>
-          <w:lang w:val="zh_TW" w:bidi="zh_TW"/>
-        </w:rPr>
-      </w:r>
-      <w:r>
-        <w:rPr>
-          <w:lang w:val="zh_TW" w:bidi="zh_TW"/>
-        </w:rPr>
-        <w:t>וָו</w:t>
-      </w:r>
-      <w:r>
-        <w:rPr>
-          <w:lang w:val="zh_TW" w:bidi="zh_TW"/>
-        </w:rPr>
-        <w:t xml:space="preserve"> (</w:t>
-      </w:r>
-      <w:r>
-        <w:rPr>
-          <w:lang w:val="zh_TW" w:bidi="zh_TW"/>
-        </w:rPr>
-        <w:t>H2053</w:t>
-      </w:r>
-      <w:r>
-        <w:rPr>
-          <w:lang w:val="zh_TW" w:bidi="zh_TW"/>
-        </w:rPr>
-        <w:t xml:space="preserve">) </w:t>
-      </w:r>
-      <w:hyperlink r:id="rId17">
         <w:r>
           <w:rPr>
             <w:lang w:val="zh_TW" w:bidi="zh_TW"/>
@@ -667,234 +655,156 @@
           <w:lang w:val="zh_TW" w:bidi="zh_TW"/>
         </w:rPr>
       </w:r>
-      <w:hyperlink r:id="rId18">
-        <w:r>
-          <w:rPr>
-            <w:lang w:val="zh_TW" w:bidi="zh_TW"/>
-          </w:rPr>
-          <w:rPr>
-            <w:color w:val="0000EE"/>
-            <w:u w:val="single"/>
-          </w:rPr>
-          <w:t>EXO 26:32</w:t>
-        </w:r>
-      </w:hyperlink>
+      <w:r>
+        <w:rPr>
+          <w:lang w:val="zh_TW" w:bidi="zh_TW"/>
+        </w:rPr>
+        <w:t>EXO 26:32</w:t>
+      </w:r>
       <w:r>
         <w:rPr>
           <w:lang w:val="zh_TW" w:bidi="zh_TW"/>
         </w:rPr>
         <w:t xml:space="preserve"> · </w:t>
       </w:r>
-      <w:hyperlink r:id="rId19">
-        <w:r>
-          <w:rPr>
-            <w:lang w:val="zh_TW" w:bidi="zh_TW"/>
-          </w:rPr>
-          <w:rPr>
-            <w:color w:val="0000EE"/>
-            <w:u w:val="single"/>
-          </w:rPr>
-          <w:t>EXO 26:37</w:t>
-        </w:r>
-      </w:hyperlink>
+      <w:r>
+        <w:rPr>
+          <w:lang w:val="zh_TW" w:bidi="zh_TW"/>
+        </w:rPr>
+        <w:t>EXO 26:37</w:t>
+      </w:r>
       <w:r>
         <w:rPr>
           <w:lang w:val="zh_TW" w:bidi="zh_TW"/>
         </w:rPr>
         <w:t xml:space="preserve"> · </w:t>
       </w:r>
-      <w:hyperlink r:id="rId20">
-        <w:r>
-          <w:rPr>
-            <w:lang w:val="zh_TW" w:bidi="zh_TW"/>
-          </w:rPr>
-          <w:rPr>
-            <w:color w:val="0000EE"/>
-            <w:u w:val="single"/>
-          </w:rPr>
-          <w:t>EXO 27:10</w:t>
-        </w:r>
-      </w:hyperlink>
+      <w:r>
+        <w:rPr>
+          <w:lang w:val="zh_TW" w:bidi="zh_TW"/>
+        </w:rPr>
+        <w:t>EXO 27:10</w:t>
+      </w:r>
       <w:r>
         <w:rPr>
           <w:lang w:val="zh_TW" w:bidi="zh_TW"/>
         </w:rPr>
         <w:t xml:space="preserve"> · </w:t>
       </w:r>
-      <w:hyperlink r:id="rId21">
-        <w:r>
-          <w:rPr>
-            <w:lang w:val="zh_TW" w:bidi="zh_TW"/>
-          </w:rPr>
-          <w:rPr>
-            <w:color w:val="0000EE"/>
-            <w:u w:val="single"/>
-          </w:rPr>
-          <w:t>EXO 27:11</w:t>
-        </w:r>
-      </w:hyperlink>
+      <w:r>
+        <w:rPr>
+          <w:lang w:val="zh_TW" w:bidi="zh_TW"/>
+        </w:rPr>
+        <w:t>EXO 27:11</w:t>
+      </w:r>
       <w:r>
         <w:rPr>
           <w:lang w:val="zh_TW" w:bidi="zh_TW"/>
         </w:rPr>
         <w:t xml:space="preserve"> · </w:t>
       </w:r>
-      <w:hyperlink r:id="rId22">
-        <w:r>
-          <w:rPr>
-            <w:lang w:val="zh_TW" w:bidi="zh_TW"/>
-          </w:rPr>
-          <w:rPr>
-            <w:color w:val="0000EE"/>
-            <w:u w:val="single"/>
-          </w:rPr>
-          <w:t>EXO 27:17</w:t>
-        </w:r>
-      </w:hyperlink>
+      <w:r>
+        <w:rPr>
+          <w:lang w:val="zh_TW" w:bidi="zh_TW"/>
+        </w:rPr>
+        <w:t>EXO 27:17</w:t>
+      </w:r>
       <w:r>
         <w:rPr>
           <w:lang w:val="zh_TW" w:bidi="zh_TW"/>
         </w:rPr>
         <w:t xml:space="preserve"> · </w:t>
       </w:r>
-      <w:hyperlink r:id="rId23">
-        <w:r>
-          <w:rPr>
-            <w:lang w:val="zh_TW" w:bidi="zh_TW"/>
-          </w:rPr>
-          <w:rPr>
-            <w:color w:val="0000EE"/>
-            <w:u w:val="single"/>
-          </w:rPr>
-          <w:t>EXO 36:36</w:t>
-        </w:r>
-      </w:hyperlink>
+      <w:r>
+        <w:rPr>
+          <w:lang w:val="zh_TW" w:bidi="zh_TW"/>
+        </w:rPr>
+        <w:t>EXO 36:36</w:t>
+      </w:r>
       <w:r>
         <w:rPr>
           <w:lang w:val="zh_TW" w:bidi="zh_TW"/>
         </w:rPr>
         <w:t xml:space="preserve"> · </w:t>
       </w:r>
-      <w:hyperlink r:id="rId24">
-        <w:r>
-          <w:rPr>
-            <w:lang w:val="zh_TW" w:bidi="zh_TW"/>
-          </w:rPr>
-          <w:rPr>
-            <w:color w:val="0000EE"/>
-            <w:u w:val="single"/>
-          </w:rPr>
-          <w:t>EXO 36:38</w:t>
-        </w:r>
-      </w:hyperlink>
+      <w:r>
+        <w:rPr>
+          <w:lang w:val="zh_TW" w:bidi="zh_TW"/>
+        </w:rPr>
+        <w:t>EXO 36:38</w:t>
+      </w:r>
       <w:r>
         <w:rPr>
           <w:lang w:val="zh_TW" w:bidi="zh_TW"/>
         </w:rPr>
         <w:t xml:space="preserve"> · </w:t>
       </w:r>
-      <w:hyperlink r:id="rId25">
-        <w:r>
-          <w:rPr>
-            <w:lang w:val="zh_TW" w:bidi="zh_TW"/>
-          </w:rPr>
-          <w:rPr>
-            <w:color w:val="0000EE"/>
-            <w:u w:val="single"/>
-          </w:rPr>
-          <w:t>EXO 38:10</w:t>
-        </w:r>
-      </w:hyperlink>
+      <w:r>
+        <w:rPr>
+          <w:lang w:val="zh_TW" w:bidi="zh_TW"/>
+        </w:rPr>
+        <w:t>EXO 38:10</w:t>
+      </w:r>
       <w:r>
         <w:rPr>
           <w:lang w:val="zh_TW" w:bidi="zh_TW"/>
         </w:rPr>
         <w:t xml:space="preserve"> · </w:t>
       </w:r>
-      <w:hyperlink r:id="rId26">
-        <w:r>
-          <w:rPr>
-            <w:lang w:val="zh_TW" w:bidi="zh_TW"/>
-          </w:rPr>
-          <w:rPr>
-            <w:color w:val="0000EE"/>
-            <w:u w:val="single"/>
-          </w:rPr>
-          <w:t>EXO 38:11</w:t>
-        </w:r>
-      </w:hyperlink>
+      <w:r>
+        <w:rPr>
+          <w:lang w:val="zh_TW" w:bidi="zh_TW"/>
+        </w:rPr>
+        <w:t>EXO 38:11</w:t>
+      </w:r>
       <w:r>
         <w:rPr>
           <w:lang w:val="zh_TW" w:bidi="zh_TW"/>
         </w:rPr>
         <w:t xml:space="preserve"> · </w:t>
       </w:r>
-      <w:hyperlink r:id="rId27">
-        <w:r>
-          <w:rPr>
-            <w:lang w:val="zh_TW" w:bidi="zh_TW"/>
-          </w:rPr>
-          <w:rPr>
-            <w:color w:val="0000EE"/>
-            <w:u w:val="single"/>
-          </w:rPr>
-          <w:t>EXO 38:12</w:t>
-        </w:r>
-      </w:hyperlink>
+      <w:r>
+        <w:rPr>
+          <w:lang w:val="zh_TW" w:bidi="zh_TW"/>
+        </w:rPr>
+        <w:t>EXO 38:12</w:t>
+      </w:r>
       <w:r>
         <w:rPr>
           <w:lang w:val="zh_TW" w:bidi="zh_TW"/>
         </w:rPr>
         <w:t xml:space="preserve"> · </w:t>
       </w:r>
-      <w:hyperlink r:id="rId28">
-        <w:r>
-          <w:rPr>
-            <w:lang w:val="zh_TW" w:bidi="zh_TW"/>
-          </w:rPr>
-          <w:rPr>
-            <w:color w:val="0000EE"/>
-            <w:u w:val="single"/>
-          </w:rPr>
-          <w:t>EXO 38:17</w:t>
-        </w:r>
-      </w:hyperlink>
+      <w:r>
+        <w:rPr>
+          <w:lang w:val="zh_TW" w:bidi="zh_TW"/>
+        </w:rPr>
+        <w:t>EXO 38:17</w:t>
+      </w:r>
       <w:r>
         <w:rPr>
           <w:lang w:val="zh_TW" w:bidi="zh_TW"/>
         </w:rPr>
         <w:t xml:space="preserve"> · </w:t>
       </w:r>
-      <w:hyperlink r:id="rId29">
-        <w:r>
-          <w:rPr>
-            <w:lang w:val="zh_TW" w:bidi="zh_TW"/>
-          </w:rPr>
-          <w:rPr>
-            <w:color w:val="0000EE"/>
-            <w:u w:val="single"/>
-          </w:rPr>
-          <w:t>EXO 38:19</w:t>
-        </w:r>
-      </w:hyperlink>
+      <w:r>
+        <w:rPr>
+          <w:lang w:val="zh_TW" w:bidi="zh_TW"/>
+        </w:rPr>
+        <w:t>EXO 38:19</w:t>
+      </w:r>
       <w:r>
         <w:rPr>
           <w:lang w:val="zh_TW" w:bidi="zh_TW"/>
         </w:rPr>
         <w:t xml:space="preserve"> · </w:t>
       </w:r>
-      <w:hyperlink r:id="rId30">
-        <w:r>
-          <w:rPr>
-            <w:lang w:val="zh_TW" w:bidi="zh_TW"/>
-          </w:rPr>
-          <w:rPr>
-            <w:color w:val="0000EE"/>
-            <w:u w:val="single"/>
-          </w:rPr>
-          <w:t>EXO 38:28</w:t>
-        </w:r>
-      </w:hyperlink>
+      <w:r>
+        <w:rPr>
+          <w:lang w:val="zh_TW" w:bidi="zh_TW"/>
+        </w:rPr>
+        <w:t>EXO 38:28</w:t>
+      </w:r>
     </w:p>
     <w:p>
       <w:pPr/>
@@ -1072,18 +982,12 @@
           <w:lang w:val="zh_TW" w:bidi="zh_TW"/>
         </w:rPr>
       </w:r>
-      <w:hyperlink r:id="rId31">
-        <w:r>
-          <w:rPr>
-            <w:lang w:val="zh_TW" w:bidi="zh_TW"/>
-          </w:rPr>
-          <w:rPr>
-            <w:color w:val="0000EE"/>
-            <w:u w:val="single"/>
-          </w:rPr>
-          <w:t>PRO 21:8</w:t>
-        </w:r>
-      </w:hyperlink>
+      <w:r>
+        <w:rPr>
+          <w:lang w:val="zh_TW" w:bidi="zh_TW"/>
+        </w:rPr>
+        <w:t>PRO 21:8</w:t>
+      </w:r>
     </w:p>
     <w:p>
       <w:pPr/>
@@ -1243,18 +1147,12 @@
           <w:lang w:val="zh_TW" w:bidi="zh_TW"/>
         </w:rPr>
       </w:r>
-      <w:hyperlink r:id="rId32">
-        <w:r>
-          <w:rPr>
-            <w:lang w:val="zh_TW" w:bidi="zh_TW"/>
-          </w:rPr>
-          <w:rPr>
-            <w:color w:val="0000EE"/>
-            <w:u w:val="single"/>
-          </w:rPr>
-          <w:t>EST 9:9</w:t>
-        </w:r>
-      </w:hyperlink>
+      <w:r>
+        <w:rPr>
+          <w:lang w:val="zh_TW" w:bidi="zh_TW"/>
+        </w:rPr>
+        <w:t>EST 9:9</w:t>
+      </w:r>
     </w:p>
     <w:p>
       <w:pPr/>
@@ -1408,18 +1306,12 @@
           <w:lang w:val="zh_TW" w:bidi="zh_TW"/>
         </w:rPr>
       </w:r>
-      <w:hyperlink r:id="rId33">
-        <w:r>
-          <w:rPr>
-            <w:lang w:val="zh_TW" w:bidi="zh_TW"/>
-          </w:rPr>
-          <w:rPr>
-            <w:color w:val="0000EE"/>
-            <w:u w:val="single"/>
-          </w:rPr>
-          <w:t>GEN 11:30</w:t>
-        </w:r>
-      </w:hyperlink>
+      <w:r>
+        <w:rPr>
+          <w:lang w:val="zh_TW" w:bidi="zh_TW"/>
+        </w:rPr>
+        <w:t>GEN 11:30</w:t>
+      </w:r>
     </w:p>
     <w:p>
       <w:pPr/>
@@ -1567,18 +1459,12 @@
           <w:lang w:val="zh_TW" w:bidi="zh_TW"/>
         </w:rPr>
       </w:r>
-      <w:hyperlink r:id="rId34">
-        <w:r>
-          <w:rPr>
-            <w:lang w:val="zh_TW" w:bidi="zh_TW"/>
-          </w:rPr>
-          <w:rPr>
-            <w:color w:val="0000EE"/>
-            <w:u w:val="single"/>
-          </w:rPr>
-          <w:t>EZR 10:36</w:t>
-        </w:r>
-      </w:hyperlink>
+      <w:r>
+        <w:rPr>
+          <w:lang w:val="zh_TW" w:bidi="zh_TW"/>
+        </w:rPr>
+        <w:t>EZR 10:36</w:t>
+      </w:r>
     </w:p>
     <w:p>
       <w:pPr/>
@@ -1750,18 +1636,12 @@
           <w:lang w:val="zh_TW" w:bidi="zh_TW"/>
         </w:rPr>
       </w:r>
-      <w:hyperlink r:id="rId35">
-        <w:r>
-          <w:rPr>
-            <w:lang w:val="zh_TW" w:bidi="zh_TW"/>
-          </w:rPr>
-          <w:rPr>
-            <w:color w:val="0000EE"/>
-            <w:u w:val="single"/>
-          </w:rPr>
-          <w:t>NUM 13:14</w:t>
-        </w:r>
-      </w:hyperlink>
+      <w:r>
+        <w:rPr>
+          <w:lang w:val="zh_TW" w:bidi="zh_TW"/>
+        </w:rPr>
+        <w:t>NUM 13:14</w:t>
+      </w:r>
     </w:p>
     <w:p>
       <w:pPr/>
@@ -1933,18 +1813,12 @@
           <w:lang w:val="zh_TW" w:bidi="zh_TW"/>
         </w:rPr>
       </w:r>
-      <w:hyperlink r:id="rId36">
-        <w:r>
-          <w:rPr>
-            <w:lang w:val="zh_TW" w:bidi="zh_TW"/>
-          </w:rPr>
-          <w:rPr>
-            <w:color w:val="0000EE"/>
-            <w:u w:val="single"/>
-          </w:rPr>
-          <w:t>1CH 6:13</w:t>
-        </w:r>
-      </w:hyperlink>
+      <w:r>
+        <w:rPr>
+          <w:lang w:val="zh_TW" w:bidi="zh_TW"/>
+        </w:rPr>
+        <w:t>1CH 6:13</w:t>
+      </w:r>
     </w:p>
     <w:p>
       <w:pPr/>
@@ -2149,180 +2023,120 @@
           <w:lang w:val="zh_TW" w:bidi="zh_TW"/>
         </w:rPr>
       </w:r>
-      <w:hyperlink r:id="rId37">
-        <w:r>
-          <w:rPr>
-            <w:lang w:val="zh_TW" w:bidi="zh_TW"/>
-          </w:rPr>
-          <w:rPr>
-            <w:color w:val="0000EE"/>
-            <w:u w:val="single"/>
-          </w:rPr>
-          <w:t>EST 1:9</w:t>
-        </w:r>
-      </w:hyperlink>
+      <w:r>
+        <w:rPr>
+          <w:lang w:val="zh_TW" w:bidi="zh_TW"/>
+        </w:rPr>
+        <w:t>EST 1:9</w:t>
+      </w:r>
       <w:r>
         <w:rPr>
           <w:lang w:val="zh_TW" w:bidi="zh_TW"/>
         </w:rPr>
         <w:t xml:space="preserve"> · </w:t>
       </w:r>
-      <w:hyperlink r:id="rId38">
-        <w:r>
-          <w:rPr>
-            <w:lang w:val="zh_TW" w:bidi="zh_TW"/>
-          </w:rPr>
-          <w:rPr>
-            <w:color w:val="0000EE"/>
-            <w:u w:val="single"/>
-          </w:rPr>
-          <w:t>EST 1:11</w:t>
-        </w:r>
-      </w:hyperlink>
+      <w:r>
+        <w:rPr>
+          <w:lang w:val="zh_TW" w:bidi="zh_TW"/>
+        </w:rPr>
+        <w:t>EST 1:11</w:t>
+      </w:r>
       <w:r>
         <w:rPr>
           <w:lang w:val="zh_TW" w:bidi="zh_TW"/>
         </w:rPr>
         <w:t xml:space="preserve"> · </w:t>
       </w:r>
-      <w:hyperlink r:id="rId39">
-        <w:r>
-          <w:rPr>
-            <w:lang w:val="zh_TW" w:bidi="zh_TW"/>
-          </w:rPr>
-          <w:rPr>
-            <w:color w:val="0000EE"/>
-            <w:u w:val="single"/>
-          </w:rPr>
-          <w:t>EST 1:12</w:t>
-        </w:r>
-      </w:hyperlink>
+      <w:r>
+        <w:rPr>
+          <w:lang w:val="zh_TW" w:bidi="zh_TW"/>
+        </w:rPr>
+        <w:t>EST 1:12</w:t>
+      </w:r>
       <w:r>
         <w:rPr>
           <w:lang w:val="zh_TW" w:bidi="zh_TW"/>
         </w:rPr>
         <w:t xml:space="preserve"> · </w:t>
       </w:r>
-      <w:hyperlink r:id="rId40">
-        <w:r>
-          <w:rPr>
-            <w:lang w:val="zh_TW" w:bidi="zh_TW"/>
-          </w:rPr>
-          <w:rPr>
-            <w:color w:val="0000EE"/>
-            <w:u w:val="single"/>
-          </w:rPr>
-          <w:t>EST 1:15</w:t>
-        </w:r>
-      </w:hyperlink>
+      <w:r>
+        <w:rPr>
+          <w:lang w:val="zh_TW" w:bidi="zh_TW"/>
+        </w:rPr>
+        <w:t>EST 1:15</w:t>
+      </w:r>
       <w:r>
         <w:rPr>
           <w:lang w:val="zh_TW" w:bidi="zh_TW"/>
         </w:rPr>
         <w:t xml:space="preserve"> · </w:t>
       </w:r>
-      <w:hyperlink r:id="rId41">
-        <w:r>
-          <w:rPr>
-            <w:lang w:val="zh_TW" w:bidi="zh_TW"/>
-          </w:rPr>
-          <w:rPr>
-            <w:color w:val="0000EE"/>
-            <w:u w:val="single"/>
-          </w:rPr>
-          <w:t>EST 1:16</w:t>
-        </w:r>
-      </w:hyperlink>
+      <w:r>
+        <w:rPr>
+          <w:lang w:val="zh_TW" w:bidi="zh_TW"/>
+        </w:rPr>
+        <w:t>EST 1:16</w:t>
+      </w:r>
       <w:r>
         <w:rPr>
           <w:lang w:val="zh_TW" w:bidi="zh_TW"/>
         </w:rPr>
         <w:t xml:space="preserve"> · </w:t>
       </w:r>
-      <w:hyperlink r:id="rId42">
-        <w:r>
-          <w:rPr>
-            <w:lang w:val="zh_TW" w:bidi="zh_TW"/>
-          </w:rPr>
-          <w:rPr>
-            <w:color w:val="0000EE"/>
-            <w:u w:val="single"/>
-          </w:rPr>
-          <w:t>EST 1:17</w:t>
-        </w:r>
-      </w:hyperlink>
+      <w:r>
+        <w:rPr>
+          <w:lang w:val="zh_TW" w:bidi="zh_TW"/>
+        </w:rPr>
+        <w:t>EST 1:17</w:t>
+      </w:r>
       <w:r>
         <w:rPr>
           <w:lang w:val="zh_TW" w:bidi="zh_TW"/>
         </w:rPr>
         <w:t xml:space="preserve"> · </w:t>
       </w:r>
-      <w:hyperlink r:id="rId43">
-        <w:r>
-          <w:rPr>
-            <w:lang w:val="zh_TW" w:bidi="zh_TW"/>
-          </w:rPr>
-          <w:rPr>
-            <w:color w:val="0000EE"/>
-            <w:u w:val="single"/>
-          </w:rPr>
-          <w:t>EST 1:19</w:t>
-        </w:r>
-      </w:hyperlink>
+      <w:r>
+        <w:rPr>
+          <w:lang w:val="zh_TW" w:bidi="zh_TW"/>
+        </w:rPr>
+        <w:t>EST 1:19</w:t>
+      </w:r>
       <w:r>
         <w:rPr>
           <w:lang w:val="zh_TW" w:bidi="zh_TW"/>
         </w:rPr>
         <w:t xml:space="preserve"> · </w:t>
       </w:r>
-      <w:hyperlink r:id="rId44">
-        <w:r>
-          <w:rPr>
-            <w:lang w:val="zh_TW" w:bidi="zh_TW"/>
-          </w:rPr>
-          <w:rPr>
-            <w:color w:val="0000EE"/>
-            <w:u w:val="single"/>
-          </w:rPr>
-          <w:t>EST 2:1</w:t>
-        </w:r>
-      </w:hyperlink>
+      <w:r>
+        <w:rPr>
+          <w:lang w:val="zh_TW" w:bidi="zh_TW"/>
+        </w:rPr>
+        <w:t>EST 2:1</w:t>
+      </w:r>
       <w:r>
         <w:rPr>
           <w:lang w:val="zh_TW" w:bidi="zh_TW"/>
         </w:rPr>
         <w:t xml:space="preserve"> · </w:t>
       </w:r>
-      <w:hyperlink r:id="rId45">
-        <w:r>
-          <w:rPr>
-            <w:lang w:val="zh_TW" w:bidi="zh_TW"/>
-          </w:rPr>
-          <w:rPr>
-            <w:color w:val="0000EE"/>
-            <w:u w:val="single"/>
-          </w:rPr>
-          <w:t>EST 2:4</w:t>
-        </w:r>
-      </w:hyperlink>
+      <w:r>
+        <w:rPr>
+          <w:lang w:val="zh_TW" w:bidi="zh_TW"/>
+        </w:rPr>
+        <w:t>EST 2:4</w:t>
+      </w:r>
       <w:r>
         <w:rPr>
           <w:lang w:val="zh_TW" w:bidi="zh_TW"/>
         </w:rPr>
         <w:t xml:space="preserve"> · </w:t>
       </w:r>
-      <w:hyperlink r:id="rId46">
-        <w:r>
-          <w:rPr>
-            <w:lang w:val="zh_TW" w:bidi="zh_TW"/>
-          </w:rPr>
-          <w:rPr>
-            <w:color w:val="0000EE"/>
-            <w:u w:val="single"/>
-          </w:rPr>
-          <w:t>EST 2:17</w:t>
-        </w:r>
-      </w:hyperlink>
+      <w:r>
+        <w:rPr>
+          <w:lang w:val="zh_TW" w:bidi="zh_TW"/>
+        </w:rPr>
+        <w:t>EST 2:17</w:t>
+      </w:r>
     </w:p>
     <w:p>
       <w:pPr/>
